--- a/assets/Fahim_Hasan_Resume.docx
+++ b/assets/Fahim_Hasan_Resume.docx
@@ -1,6 +1,6 @@
 
 <file path=word/document.xml><?xml version="1.0" encoding="utf-8"?>
-<w:document xmlns:wpc="http://schemas.microsoft.com/office/word/2010/wordprocessingCanvas" xmlns:mc="http://schemas.openxmlformats.org/markup-compatibility/2006" xmlns:o="urn:schemas-microsoft-com:office:office" xmlns:r="http://schemas.openxmlformats.org/officeDocument/2006/relationships" xmlns:m="http://schemas.openxmlformats.org/officeDocument/2006/math" xmlns:v="urn:schemas-microsoft-com:vml" xmlns:wp14="http://schemas.microsoft.com/office/word/2010/wordprocessingDrawing" xmlns:wp="http://schemas.openxmlformats.org/drawingml/2006/wordprocessingDrawing" xmlns:w10="urn:schemas-microsoft-com:office:word" xmlns:w="http://schemas.openxmlformats.org/wordprocessingml/2006/main" xmlns:w14="http://schemas.microsoft.com/office/word/2010/wordml" xmlns:w15="http://schemas.microsoft.com/office/word/2012/wordml" xmlns:wpg="http://schemas.microsoft.com/office/word/2010/wordprocessingGroup" xmlns:wpi="http://schemas.microsoft.com/office/word/2010/wordprocessingInk" xmlns:wne="http://schemas.microsoft.com/office/word/2006/wordml" xmlns:wps="http://schemas.microsoft.com/office/word/2010/wordprocessingShape" xmlns:cx="http://schemas.microsoft.com/office/drawing/2014/chartex" xmlns:cx1="http://schemas.microsoft.com/office/drawing/2015/9/8/chartex" xmlns:cx2="http://schemas.microsoft.com/office/drawing/2015/10/21/chartex" xmlns:cx3="http://schemas.microsoft.com/office/drawing/2016/5/9/chartex" xmlns:cx4="http://schemas.microsoft.com/office/drawing/2016/5/10/chartex" xmlns:cx5="http://schemas.microsoft.com/office/drawing/2016/5/11/chartex" xmlns:cx6="http://schemas.microsoft.com/office/drawing/2016/5/12/chartex" xmlns:cx7="http://schemas.microsoft.com/office/drawing/2016/5/13/chartex" xmlns:cx8="http://schemas.microsoft.com/office/drawing/2016/5/14/chartex" xmlns:aink="http://schemas.microsoft.com/office/drawing/2016/ink" xmlns:am3d="http://schemas.microsoft.com/office/drawing/2017/model3d" xmlns:w16cex="http://schemas.microsoft.com/office/word/2018/wordml/cex" xmlns:w16cid="http://schemas.microsoft.com/office/word/2016/wordml/cid" xmlns:w16="http://schemas.microsoft.com/office/word/2018/wordml" xmlns:w16sdtdh="http://schemas.microsoft.com/office/word/2020/wordml/sdtdatahash" xmlns:w16se="http://schemas.microsoft.com/office/word/2015/wordml/symex" mc:Ignorable="w14 w15 wp14">
+<w:document xmlns:ns1="http://schemas.openxmlformats.org/markup-compatibility/2006" xmlns:w="http://schemas.openxmlformats.org/wordprocessingml/2006/main" ns1:Ignorable="w14 w15 wp14">
   <w:body>
     <w:p>
       <w:pPr>
@@ -22,7 +22,7 @@
     </w:p>
     <w:p>
       <w:pPr>
-        <w:spacing w:after="120"/>
+        <w:spacing w:after="60"/>
         <w:jc w:val="center"/>
       </w:pPr>
       <w:r>
@@ -31,7 +31,7 @@
           <w:b/>
           <w:bCs/>
           <w:color w:val="0EA5E9"/>
-          <w:sz w:val="22"/>
+          <w:sz w:val="20"/>
           <w:szCs w:val="22"/>
         </w:rPr>
         <w:t xml:space="preserve">WordPress &amp; Elementor Expert  |  Front-End Developer (React · Next.js · TypeScript)</w:t>
@@ -147,7 +147,7 @@
         <w:pBdr>
           <w:bottom w:val="single" w:color="0EA5E9" w:sz="6"/>
         </w:pBdr>
-        <w:spacing w:after="160" w:before="40"/>
+        <w:spacing w:after="80" w:before="40"/>
       </w:pPr>
     </w:p>
     <w:p>
@@ -155,7 +155,7 @@
         <w:pBdr>
           <w:bottom w:val="single" w:color="0EA5E9" w:sz="6"/>
         </w:pBdr>
-        <w:spacing w:after="30" w:before="85"/>
+        <w:spacing w:after="30" w:before="42"/>
       </w:pPr>
       <w:r>
         <w:rPr>
@@ -164,7 +164,7 @@
           <w:bCs/>
           <w:color w:val="0B1B3A"/>
           <w:spacing w:val="12"/>
-          <w:sz w:val="22"/>
+          <w:sz w:val="20"/>
           <w:szCs w:val="22"/>
         </w:rPr>
         <w:t xml:space="preserve">PROFESSIONAL SUMMARY</w:t>
@@ -172,13 +172,13 @@
     </w:p>
     <w:p>
       <w:pPr>
-        <w:spacing w:after="80"/>
-      </w:pPr>
-      <w:r>
-        <w:rPr>
-          <w:rFonts w:ascii="Calibri" w:cs="Calibri" w:eastAsia="Calibri" w:hAnsi="Calibri"/>
-          <w:color w:val="334155"/>
-          <w:sz w:val="20"/>
+        <w:spacing w:after="40"/>
+      </w:pPr>
+      <w:r>
+        <w:rPr>
+          <w:rFonts w:ascii="Calibri" w:cs="Calibri" w:eastAsia="Calibri" w:hAnsi="Calibri"/>
+          <w:color w:val="334155"/>
+          <w:sz w:val="18"/>
           <w:szCs w:val="20"/>
         </w:rPr>
         <w:t xml:space="preserve">Remote WordPress developer, Elementor Pro expert and UI/UX designer with 4+ years of experience and 100+ delivered projects for clients across the UK, USA, Qatar and France, spanning hotel booking systems, e-commerce, business/portfolio sites and SaaS platforms. Full end-to-end WordPress skillset: design, development, SEO, speed optimization and security. Currently expanding into front-end and full-stack development with HTML5, CSS3, JavaScript, TypeScript, React and Next.js. Proven remote team leadership, strong client communication and a problem-solving mindset.</w:t>
@@ -189,7 +189,7 @@
         <w:pBdr>
           <w:bottom w:val="single" w:color="0EA5E9" w:sz="6"/>
         </w:pBdr>
-        <w:spacing w:after="30" w:before="85"/>
+        <w:spacing w:after="30" w:before="42"/>
       </w:pPr>
       <w:r>
         <w:rPr>
@@ -198,7 +198,7 @@
           <w:bCs/>
           <w:color w:val="0B1B3A"/>
           <w:spacing w:val="12"/>
-          <w:sz w:val="22"/>
+          <w:sz w:val="20"/>
           <w:szCs w:val="22"/>
         </w:rPr>
         <w:t xml:space="preserve">CORE SKILLS</w:t>
@@ -584,7 +584,7 @@
         <w:pBdr>
           <w:bottom w:val="single" w:color="0EA5E9" w:sz="6"/>
         </w:pBdr>
-        <w:spacing w:after="30" w:before="85"/>
+        <w:spacing w:after="30" w:before="42"/>
       </w:pPr>
       <w:r>
         <w:rPr>
@@ -593,7 +593,7 @@
           <w:bCs/>
           <w:color w:val="0B1B3A"/>
           <w:spacing w:val="12"/>
-          <w:sz w:val="22"/>
+          <w:sz w:val="20"/>
           <w:szCs w:val="22"/>
         </w:rPr>
         <w:t xml:space="preserve">PROFESSIONAL EXPERIENCE</w:t>
@@ -601,15 +601,15 @@
     </w:p>
     <w:p>
       <w:pPr>
-        <w:spacing w:after="6" w:before="70"/>
-      </w:pPr>
-      <w:r>
-        <w:rPr>
-          <w:rFonts w:ascii="Calibri" w:cs="Calibri" w:eastAsia="Calibri" w:hAnsi="Calibri"/>
-          <w:b/>
-          <w:bCs/>
-          <w:color w:val="0B1B3A"/>
-          <w:sz w:val="21"/>
+        <w:spacing w:after="6" w:before="35"/>
+      </w:pPr>
+      <w:r>
+        <w:rPr>
+          <w:rFonts w:ascii="Calibri" w:cs="Calibri" w:eastAsia="Calibri" w:hAnsi="Calibri"/>
+          <w:b/>
+          <w:bCs/>
+          <w:color w:val="0B1B3A"/>
+          <w:sz w:val="19"/>
           <w:szCs w:val="21"/>
         </w:rPr>
         <w:t xml:space="preserve">WordPress Developer</w:t>
@@ -620,7 +620,7 @@
           <w:b/>
           <w:bCs/>
           <w:color w:val="0EA5E9"/>
-          <w:sz w:val="21"/>
+          <w:sz w:val="19"/>
           <w:szCs w:val="21"/>
         </w:rPr>
         <w:t xml:space="preserve">  •  SEOSkit</w:t>
@@ -650,7 +650,7 @@
         <w:rPr>
           <w:rFonts w:ascii="Calibri" w:cs="Calibri" w:eastAsia="Calibri" w:hAnsi="Calibri"/>
           <w:color w:val="334155"/>
-          <w:sz w:val="20"/>
+          <w:sz w:val="18"/>
           <w:szCs w:val="20"/>
         </w:rPr>
         <w:t xml:space="preserve">Build and maintain WordPress websites with a focus on speed, SEO and conversion-ready design.</w:t>
@@ -669,7 +669,7 @@
         <w:rPr>
           <w:rFonts w:ascii="Calibri" w:cs="Calibri" w:eastAsia="Calibri" w:hAnsi="Calibri"/>
           <w:color w:val="334155"/>
-          <w:sz w:val="20"/>
+          <w:sz w:val="18"/>
           <w:szCs w:val="20"/>
         </w:rPr>
         <w:t xml:space="preserve">Collaborate with the team to deliver client sites end-to-end, from design to deployment.</w:t>
@@ -677,15 +677,15 @@
     </w:p>
     <w:p>
       <w:pPr>
-        <w:spacing w:after="6" w:before="70"/>
-      </w:pPr>
-      <w:r>
-        <w:rPr>
-          <w:rFonts w:ascii="Calibri" w:cs="Calibri" w:eastAsia="Calibri" w:hAnsi="Calibri"/>
-          <w:b/>
-          <w:bCs/>
-          <w:color w:val="0B1B3A"/>
-          <w:sz w:val="21"/>
+        <w:spacing w:after="6" w:before="35"/>
+      </w:pPr>
+      <w:r>
+        <w:rPr>
+          <w:rFonts w:ascii="Calibri" w:cs="Calibri" w:eastAsia="Calibri" w:hAnsi="Calibri"/>
+          <w:b/>
+          <w:bCs/>
+          <w:color w:val="0B1B3A"/>
+          <w:sz w:val="19"/>
           <w:szCs w:val="21"/>
         </w:rPr>
         <w:t xml:space="preserve">WordPress Developer (Part-time)</w:t>
@@ -696,7 +696,7 @@
           <w:b/>
           <w:bCs/>
           <w:color w:val="0EA5E9"/>
-          <w:sz w:val="21"/>
+          <w:sz w:val="19"/>
           <w:szCs w:val="21"/>
         </w:rPr>
         <w:t xml:space="preserve">  •  Arteousbd</w:t>
@@ -726,7 +726,7 @@
         <w:rPr>
           <w:rFonts w:ascii="Calibri" w:cs="Calibri" w:eastAsia="Calibri" w:hAnsi="Calibri"/>
           <w:color w:val="334155"/>
-          <w:sz w:val="20"/>
+          <w:sz w:val="18"/>
           <w:szCs w:val="20"/>
         </w:rPr>
         <w:t xml:space="preserve">Deliver WordPress and Elementor builds for clients alongside full-time work.</w:t>
@@ -734,15 +734,15 @@
     </w:p>
     <w:p>
       <w:pPr>
-        <w:spacing w:after="6" w:before="70"/>
-      </w:pPr>
-      <w:r>
-        <w:rPr>
-          <w:rFonts w:ascii="Calibri" w:cs="Calibri" w:eastAsia="Calibri" w:hAnsi="Calibri"/>
-          <w:b/>
-          <w:bCs/>
-          <w:color w:val="0B1B3A"/>
-          <w:sz w:val="21"/>
+        <w:spacing w:after="6" w:before="35"/>
+      </w:pPr>
+      <w:r>
+        <w:rPr>
+          <w:rFonts w:ascii="Calibri" w:cs="Calibri" w:eastAsia="Calibri" w:hAnsi="Calibri"/>
+          <w:b/>
+          <w:bCs/>
+          <w:color w:val="0B1B3A"/>
+          <w:sz w:val="19"/>
           <w:szCs w:val="21"/>
         </w:rPr>
         <w:t xml:space="preserve">Elementor Expert</w:t>
@@ -753,7 +753,7 @@
           <w:b/>
           <w:bCs/>
           <w:color w:val="0EA5E9"/>
-          <w:sz w:val="21"/>
+          <w:sz w:val="19"/>
           <w:szCs w:val="21"/>
         </w:rPr>
         <w:t xml:space="preserve">  •  Ruwaifi Studio Ltd</w:t>
@@ -783,7 +783,7 @@
         <w:rPr>
           <w:rFonts w:ascii="Calibri" w:cs="Calibri" w:eastAsia="Calibri" w:hAnsi="Calibri"/>
           <w:color w:val="334155"/>
-          <w:sz w:val="20"/>
+          <w:sz w:val="18"/>
           <w:szCs w:val="20"/>
         </w:rPr>
         <w:t xml:space="preserve">Designed and developed custom Elementor Pro websites from client design briefs.</w:t>
@@ -791,15 +791,15 @@
     </w:p>
     <w:p>
       <w:pPr>
-        <w:spacing w:after="6" w:before="70"/>
-      </w:pPr>
-      <w:r>
-        <w:rPr>
-          <w:rFonts w:ascii="Calibri" w:cs="Calibri" w:eastAsia="Calibri" w:hAnsi="Calibri"/>
-          <w:b/>
-          <w:bCs/>
-          <w:color w:val="0B1B3A"/>
-          <w:sz w:val="21"/>
+        <w:spacing w:after="6" w:before="35"/>
+      </w:pPr>
+      <w:r>
+        <w:rPr>
+          <w:rFonts w:ascii="Calibri" w:cs="Calibri" w:eastAsia="Calibri" w:hAnsi="Calibri"/>
+          <w:b/>
+          <w:bCs/>
+          <w:color w:val="0B1B3A"/>
+          <w:sz w:val="19"/>
           <w:szCs w:val="21"/>
         </w:rPr>
         <w:t xml:space="preserve">WordPress &amp; UI/UX Designer — Team Leader (Remote)</w:t>
@@ -810,7 +810,7 @@
           <w:b/>
           <w:bCs/>
           <w:color w:val="0EA5E9"/>
-          <w:sz w:val="21"/>
+          <w:sz w:val="19"/>
           <w:szCs w:val="21"/>
         </w:rPr>
         <w:t xml:space="preserve">  •  RankUp, UK</w:t>
@@ -840,7 +840,7 @@
         <w:rPr>
           <w:rFonts w:ascii="Calibri" w:cs="Calibri" w:eastAsia="Calibri" w:hAnsi="Calibri"/>
           <w:color w:val="334155"/>
-          <w:sz w:val="20"/>
+          <w:sz w:val="18"/>
           <w:szCs w:val="20"/>
         </w:rPr>
         <w:t xml:space="preserve">Led remote development work for a top-rated freelancer/SEO expert's client base across the UK, USA, Qatar and France.</w:t>
@@ -859,7 +859,7 @@
         <w:rPr>
           <w:rFonts w:ascii="Calibri" w:cs="Calibri" w:eastAsia="Calibri" w:hAnsi="Calibri"/>
           <w:color w:val="334155"/>
-          <w:sz w:val="20"/>
+          <w:sz w:val="18"/>
           <w:szCs w:val="20"/>
         </w:rPr>
         <w:t xml:space="preserve">Owned design, development, SEO optimization, speed optimization, security setup and malware cleanup for 100+ projects, including hotel booking systems, e-commerce and SaaS sites.</w:t>
@@ -878,7 +878,7 @@
         <w:rPr>
           <w:rFonts w:ascii="Calibri" w:cs="Calibri" w:eastAsia="Calibri" w:hAnsi="Calibri"/>
           <w:color w:val="334155"/>
-          <w:sz w:val="20"/>
+          <w:sz w:val="18"/>
           <w:szCs w:val="20"/>
         </w:rPr>
         <w:t xml:space="preserve">Mentored and coordinated a remote development team, ensuring consistent delivery quality.</w:t>
@@ -886,15 +886,15 @@
     </w:p>
     <w:p>
       <w:pPr>
-        <w:spacing w:after="6" w:before="70"/>
-      </w:pPr>
-      <w:r>
-        <w:rPr>
-          <w:rFonts w:ascii="Calibri" w:cs="Calibri" w:eastAsia="Calibri" w:hAnsi="Calibri"/>
-          <w:b/>
-          <w:bCs/>
-          <w:color w:val="0B1B3A"/>
-          <w:sz w:val="21"/>
+        <w:spacing w:after="6" w:before="35"/>
+      </w:pPr>
+      <w:r>
+        <w:rPr>
+          <w:rFonts w:ascii="Calibri" w:cs="Calibri" w:eastAsia="Calibri" w:hAnsi="Calibri"/>
+          <w:b/>
+          <w:bCs/>
+          <w:color w:val="0B1B3A"/>
+          <w:sz w:val="19"/>
           <w:szCs w:val="21"/>
         </w:rPr>
         <w:t xml:space="preserve">Email &amp; Live Chat Support Associate</w:t>
@@ -905,7 +905,7 @@
           <w:b/>
           <w:bCs/>
           <w:color w:val="0EA5E9"/>
-          <w:sz w:val="21"/>
+          <w:sz w:val="19"/>
           <w:szCs w:val="21"/>
         </w:rPr>
         <w:t xml:space="preserve">  •  ShopUp</w:t>
@@ -935,7 +935,7 @@
         <w:rPr>
           <w:rFonts w:ascii="Calibri" w:cs="Calibri" w:eastAsia="Calibri" w:hAnsi="Calibri"/>
           <w:color w:val="334155"/>
-          <w:sz w:val="20"/>
+          <w:sz w:val="18"/>
           <w:szCs w:val="20"/>
         </w:rPr>
         <w:t xml:space="preserve">Started in live chat support and was promoted to the email support channel for strong customer communication.</w:t>
@@ -943,15 +943,15 @@
     </w:p>
     <w:p>
       <w:pPr>
-        <w:spacing w:after="6" w:before="70"/>
-      </w:pPr>
-      <w:r>
-        <w:rPr>
-          <w:rFonts w:ascii="Calibri" w:cs="Calibri" w:eastAsia="Calibri" w:hAnsi="Calibri"/>
-          <w:b/>
-          <w:bCs/>
-          <w:color w:val="0B1B3A"/>
-          <w:sz w:val="21"/>
+        <w:spacing w:after="6" w:before="35"/>
+      </w:pPr>
+      <w:r>
+        <w:rPr>
+          <w:rFonts w:ascii="Calibri" w:cs="Calibri" w:eastAsia="Calibri" w:hAnsi="Calibri"/>
+          <w:b/>
+          <w:bCs/>
+          <w:color w:val="0B1B3A"/>
+          <w:sz w:val="19"/>
           <w:szCs w:val="21"/>
         </w:rPr>
         <w:t xml:space="preserve">Email Support Associate</w:t>
@@ -962,7 +962,7 @@
           <w:b/>
           <w:bCs/>
           <w:color w:val="0EA5E9"/>
-          <w:sz w:val="21"/>
+          <w:sz w:val="19"/>
           <w:szCs w:val="21"/>
         </w:rPr>
         <w:t xml:space="preserve">  •  Grameenphone Bangladesh</w:t>
@@ -992,7 +992,7 @@
         <w:rPr>
           <w:rFonts w:ascii="Calibri" w:cs="Calibri" w:eastAsia="Calibri" w:hAnsi="Calibri"/>
           <w:color w:val="334155"/>
-          <w:sz w:val="20"/>
+          <w:sz w:val="18"/>
           <w:szCs w:val="20"/>
         </w:rPr>
         <w:t xml:space="preserve">Handled customer email support for Bangladesh's leading telecom operator.</w:t>
@@ -1003,7 +1003,7 @@
         <w:pBdr>
           <w:bottom w:val="single" w:color="0EA5E9" w:sz="6"/>
         </w:pBdr>
-        <w:spacing w:after="30" w:before="85"/>
+        <w:spacing w:after="30" w:before="42"/>
       </w:pPr>
       <w:r>
         <w:rPr>
@@ -1012,7 +1012,7 @@
           <w:bCs/>
           <w:color w:val="0B1B3A"/>
           <w:spacing w:val="12"/>
-          <w:sz w:val="22"/>
+          <w:sz w:val="20"/>
           <w:szCs w:val="22"/>
         </w:rPr>
         <w:t xml:space="preserve">SELECTED PROJECTS</w:t>
@@ -1031,7 +1031,7 @@
         <w:rPr>
           <w:rFonts w:ascii="Calibri" w:cs="Calibri" w:eastAsia="Calibri" w:hAnsi="Calibri"/>
           <w:color w:val="334155"/>
-          <w:sz w:val="20"/>
+          <w:sz w:val="18"/>
           <w:szCs w:val="20"/>
         </w:rPr>
         <w:t xml:space="preserve">Hotel Booking Website (Qatar) — Responsive booking system with third-party integrations, built with WordPress &amp; Elementor Pro.</w:t>
@@ -1050,7 +1050,7 @@
         <w:rPr>
           <w:rFonts w:ascii="Calibri" w:cs="Calibri" w:eastAsia="Calibri" w:hAnsi="Calibri"/>
           <w:color w:val="334155"/>
-          <w:sz w:val="20"/>
+          <w:sz w:val="18"/>
           <w:szCs w:val="20"/>
         </w:rPr>
         <w:t xml:space="preserve">E-commerce Stores — Product catalog, checkout and performance tuning using WooCommerce and Shopify.</w:t>
@@ -1069,7 +1069,7 @@
         <w:rPr>
           <w:rFonts w:ascii="Calibri" w:cs="Calibri" w:eastAsia="Calibri" w:hAnsi="Calibri"/>
           <w:color w:val="334155"/>
-          <w:sz w:val="20"/>
+          <w:sz w:val="18"/>
           <w:szCs w:val="20"/>
         </w:rPr>
         <w:t xml:space="preserve">Business &amp; Portfolio Sites — Brand-focused, conversion-driven WordPress builds designed in Figma.</w:t>
@@ -1088,7 +1088,7 @@
         <w:rPr>
           <w:rFonts w:ascii="Calibri" w:cs="Calibri" w:eastAsia="Calibri" w:hAnsi="Calibri"/>
           <w:color w:val="334155"/>
-          <w:sz w:val="20"/>
+          <w:sz w:val="18"/>
           <w:szCs w:val="20"/>
         </w:rPr>
         <w:t xml:space="preserve">SaaS Landing Pages — High-performance, clean UI/UX pages for SaaS clients.</w:t>
@@ -1115,7 +1115,7 @@
         <w:pBdr>
           <w:bottom w:val="single" w:color="0EA5E9" w:sz="6"/>
         </w:pBdr>
-        <w:spacing w:after="30" w:before="85"/>
+        <w:spacing w:after="30" w:before="42"/>
       </w:pPr>
       <w:r>
         <w:rPr>
@@ -1124,7 +1124,7 @@
           <w:bCs/>
           <w:color w:val="0B1B3A"/>
           <w:spacing w:val="12"/>
-          <w:sz w:val="22"/>
+          <w:sz w:val="20"/>
           <w:szCs w:val="22"/>
         </w:rPr>
         <w:t xml:space="preserve">EDUCATION</w:t>
@@ -1140,7 +1140,7 @@
           <w:b/>
           <w:bCs/>
           <w:color w:val="0B1B3A"/>
-          <w:sz w:val="20"/>
+          <w:sz w:val="18"/>
           <w:szCs w:val="20"/>
         </w:rPr>
         <w:t xml:space="preserve">B.Sc. in Electrical &amp; Electronic Engineering (EEE)</w:t>
@@ -1165,7 +1165,7 @@
         <w:pBdr>
           <w:bottom w:val="single" w:color="0EA5E9" w:sz="6"/>
         </w:pBdr>
-        <w:spacing w:after="30" w:before="85"/>
+        <w:spacing w:after="30" w:before="42"/>
       </w:pPr>
       <w:r>
         <w:rPr>
@@ -1174,285 +1174,202 @@
           <w:bCs/>
           <w:color w:val="0B1B3A"/>
           <w:spacing w:val="12"/>
-          <w:sz w:val="22"/>
+          <w:sz w:val="20"/>
           <w:szCs w:val="22"/>
         </w:rPr>
         <w:t xml:space="preserve">CERTIFICATIONS &amp; COURSES</w:t>
       </w:r>
     </w:p>
-    <w:tbl>
-      <w:tblPr>
-        <w:tblW w:type="dxa" w:w="9350"/>
-        <w:tblBorders>
-          <w:top w:val="none"/>
-          <w:left w:val="none"/>
-          <w:bottom w:val="none"/>
-          <w:right w:val="none"/>
-          <w:insideH w:val="none"/>
-          <w:insideV w:val="none"/>
-        </w:tblBorders>
-      </w:tblPr>
-      <w:tblGrid>
-        <w:gridCol w:w="1900"/>
-        <w:gridCol w:w="2900"/>
-        <w:gridCol w:w="4550"/>
-      </w:tblGrid>
-      <w:tr>
-        <w:tc>
-          <w:tcPr>
-            <w:tcW w:type="dxa" w:w="1900"/>
-            <w:shd w:fill="FFFFFF" w:val="clear"/>
-            <w:tcMar>
-              <w:top w:type="dxa" w:w="28"/>
-              <w:left w:type="dxa" w:w="0"/>
-              <w:bottom w:type="dxa" w:w="28"/>
-              <w:right w:type="dxa" w:w="0"/>
-            </w:tcMar>
-          </w:tcPr>
-          <w:p>
-            <w:r>
-              <w:rPr>
-                <w:rFonts w:ascii="Calibri" w:cs="Calibri" w:eastAsia="Calibri" w:hAnsi="Calibri"/>
-                <w:b/>
-                <w:bCs/>
-                <w:color w:val="0B1B3A"/>
-                <w:sz w:val="19"/>
-                <w:szCs w:val="19"/>
-              </w:rPr>
-              <w:t xml:space="preserve">WordPress &amp; Shopify</w:t>
-            </w:r>
-          </w:p>
-        </w:tc>
-        <w:tc>
-          <w:tcPr>
-            <w:tcW w:type="dxa" w:w="7450"/>
-            <w:gridSpan w:val="2"/>
-            <w:shd w:fill="FFFFFF" w:val="clear"/>
-            <w:tcMar>
-              <w:top w:type="dxa" w:w="28"/>
-              <w:left w:type="dxa" w:w="0"/>
-              <w:bottom w:type="dxa" w:w="28"/>
-              <w:right w:type="dxa" w:w="0"/>
-            </w:tcMar>
-          </w:tcPr>
-          <w:p>
-            <w:r>
-              <w:rPr>
-                <w:rFonts w:ascii="Calibri" w:cs="Calibri" w:eastAsia="Calibri" w:hAnsi="Calibri"/>
-                <w:color w:val="334155"/>
-                <w:sz w:val="19"/>
-                <w:szCs w:val="19"/>
-              </w:rPr>
-              <w:t xml:space="preserve">CodemanBD  ·  2022 – 2023</w:t>
-            </w:r>
-          </w:p>
-        </w:tc>
-      </w:tr>
-      <w:tr>
-        <w:tc>
-          <w:tcPr>
-            <w:tcW w:type="dxa" w:w="1900"/>
-            <w:shd w:fill="FFFFFF" w:val="clear"/>
-            <w:tcMar>
-              <w:top w:type="dxa" w:w="28"/>
-              <w:left w:type="dxa" w:w="0"/>
-              <w:bottom w:type="dxa" w:w="28"/>
-              <w:right w:type="dxa" w:w="0"/>
-            </w:tcMar>
-          </w:tcPr>
-          <w:p>
-            <w:r>
-              <w:rPr>
-                <w:rFonts w:ascii="Calibri" w:cs="Calibri" w:eastAsia="Calibri" w:hAnsi="Calibri"/>
-                <w:b/>
-                <w:bCs/>
-                <w:color w:val="0B1B3A"/>
-                <w:sz w:val="19"/>
-                <w:szCs w:val="19"/>
-              </w:rPr>
-              <w:t xml:space="preserve">SEO</w:t>
-            </w:r>
-          </w:p>
-        </w:tc>
-        <w:tc>
-          <w:tcPr>
-            <w:tcW w:type="dxa" w:w="7450"/>
-            <w:gridSpan w:val="2"/>
-            <w:shd w:fill="FFFFFF" w:val="clear"/>
-            <w:tcMar>
-              <w:top w:type="dxa" w:w="28"/>
-              <w:left w:type="dxa" w:w="0"/>
-              <w:bottom w:type="dxa" w:w="28"/>
-              <w:right w:type="dxa" w:w="0"/>
-            </w:tcMar>
-          </w:tcPr>
-          <w:p>
-            <w:r>
-              <w:rPr>
-                <w:rFonts w:ascii="Calibri" w:cs="Calibri" w:eastAsia="Calibri" w:hAnsi="Calibri"/>
-                <w:color w:val="334155"/>
-                <w:sz w:val="19"/>
-                <w:szCs w:val="19"/>
-              </w:rPr>
-              <w:t xml:space="preserve">Mentored by top-rated SEO expert Hridoy Chowdhury  ·  2023</w:t>
-            </w:r>
-          </w:p>
-        </w:tc>
-      </w:tr>
-      <w:tr>
-        <w:tc>
-          <w:tcPr>
-            <w:tcW w:type="dxa" w:w="1900"/>
-            <w:shd w:fill="FFFFFF" w:val="clear"/>
-            <w:tcMar>
-              <w:top w:type="dxa" w:w="28"/>
-              <w:left w:type="dxa" w:w="0"/>
-              <w:bottom w:type="dxa" w:w="28"/>
-              <w:right w:type="dxa" w:w="0"/>
-            </w:tcMar>
-          </w:tcPr>
-          <w:p>
-            <w:r>
-              <w:rPr>
-                <w:rFonts w:ascii="Calibri" w:cs="Calibri" w:eastAsia="Calibri" w:hAnsi="Calibri"/>
-                <w:b/>
-                <w:bCs/>
-                <w:color w:val="0B1B3A"/>
-                <w:sz w:val="19"/>
-                <w:szCs w:val="19"/>
-              </w:rPr>
-              <w:t xml:space="preserve">Digital Marketing Basics</w:t>
-            </w:r>
-          </w:p>
-        </w:tc>
-        <w:tc>
-          <w:tcPr>
-            <w:tcW w:type="dxa" w:w="7450"/>
-            <w:gridSpan w:val="2"/>
-            <w:shd w:fill="FFFFFF" w:val="clear"/>
-            <w:tcMar>
-              <w:top w:type="dxa" w:w="28"/>
-              <w:left w:type="dxa" w:w="0"/>
-              <w:bottom w:type="dxa" w:w="28"/>
-              <w:right w:type="dxa" w:w="0"/>
-            </w:tcMar>
-          </w:tcPr>
-          <w:p>
-            <w:r>
-              <w:rPr>
-                <w:rFonts w:ascii="Calibri" w:cs="Calibri" w:eastAsia="Calibri" w:hAnsi="Calibri"/>
-                <w:color w:val="334155"/>
-                <w:sz w:val="19"/>
-                <w:szCs w:val="19"/>
-              </w:rPr>
-              <w:t xml:space="preserve"/>
-            </w:r>
-          </w:p>
-        </w:tc>
-      </w:tr>
-      <w:tr>
-        <w:tc>
-          <w:tcPr>
-            <w:tcW w:type="dxa" w:w="1900"/>
-            <w:shd w:fill="FFFFFF" w:val="clear"/>
-            <w:tcMar>
-              <w:top w:type="dxa" w:w="28"/>
-              <w:left w:type="dxa" w:w="0"/>
-              <w:bottom w:type="dxa" w:w="28"/>
-              <w:right w:type="dxa" w:w="0"/>
-            </w:tcMar>
-          </w:tcPr>
-          <w:p>
-            <w:r>
-              <w:rPr>
-                <w:rFonts w:ascii="Calibri" w:cs="Calibri" w:eastAsia="Calibri" w:hAnsi="Calibri"/>
-                <w:b/>
-                <w:bCs/>
-                <w:color w:val="0B1B3A"/>
-                <w:sz w:val="19"/>
-                <w:szCs w:val="19"/>
-              </w:rPr>
-              <w:t xml:space="preserve">UI/UX Design</w:t>
-            </w:r>
-          </w:p>
-        </w:tc>
-        <w:tc>
-          <w:tcPr>
-            <w:tcW w:type="dxa" w:w="7450"/>
-            <w:gridSpan w:val="2"/>
-            <w:shd w:fill="FFFFFF" w:val="clear"/>
-            <w:tcMar>
-              <w:top w:type="dxa" w:w="28"/>
-              <w:left w:type="dxa" w:w="0"/>
-              <w:bottom w:type="dxa" w:w="28"/>
-              <w:right w:type="dxa" w:w="0"/>
-            </w:tcMar>
-          </w:tcPr>
-          <w:p>
-            <w:r>
-              <w:rPr>
-                <w:rFonts w:ascii="Calibri" w:cs="Calibri" w:eastAsia="Calibri" w:hAnsi="Calibri"/>
-                <w:color w:val="334155"/>
-                <w:sz w:val="19"/>
-                <w:szCs w:val="19"/>
-              </w:rPr>
-              <w:t xml:space="preserve">Ostad  ·  2024 – 2025</w:t>
-            </w:r>
-          </w:p>
-        </w:tc>
-      </w:tr>
-      <w:tr>
-        <w:tc>
-          <w:tcPr>
-            <w:tcW w:type="dxa" w:w="1900"/>
-            <w:shd w:fill="FFFFFF" w:val="clear"/>
-            <w:tcMar>
-              <w:top w:type="dxa" w:w="28"/>
-              <w:left w:type="dxa" w:w="0"/>
-              <w:bottom w:type="dxa" w:w="28"/>
-              <w:right w:type="dxa" w:w="0"/>
-            </w:tcMar>
-          </w:tcPr>
-          <w:p>
-            <w:r>
-              <w:rPr>
-                <w:rFonts w:ascii="Calibri" w:cs="Calibri" w:eastAsia="Calibri" w:hAnsi="Calibri"/>
-                <w:b/>
-                <w:bCs/>
-                <w:color w:val="0B1B3A"/>
-                <w:sz w:val="19"/>
-                <w:szCs w:val="19"/>
-              </w:rPr>
-              <w:t xml:space="preserve">Full-Stack Development</w:t>
-            </w:r>
-          </w:p>
-        </w:tc>
-        <w:tc>
-          <w:tcPr>
-            <w:tcW w:type="dxa" w:w="7450"/>
-            <w:gridSpan w:val="2"/>
-            <w:shd w:fill="FFFFFF" w:val="clear"/>
-            <w:tcMar>
-              <w:top w:type="dxa" w:w="28"/>
-              <w:left w:type="dxa" w:w="0"/>
-              <w:bottom w:type="dxa" w:w="28"/>
-              <w:right w:type="dxa" w:w="0"/>
-            </w:tcMar>
-          </w:tcPr>
-          <w:p>
-            <w:r>
-              <w:rPr>
-                <w:rFonts w:ascii="Calibri" w:cs="Calibri" w:eastAsia="Calibri" w:hAnsi="Calibri"/>
-                <w:color w:val="334155"/>
-                <w:sz w:val="19"/>
-                <w:szCs w:val="19"/>
-              </w:rPr>
-              <w:t xml:space="preserve">Programming Hero  ·  2026 – Running</w:t>
-            </w:r>
-          </w:p>
-        </w:tc>
-      </w:tr>
-    </w:tbl>
+    <w:p>
+      <w:pPr>
+        <w:spacing w:after="10" w:before="35"/>
+      </w:pPr>
+      <w:r>
+        <w:rPr>
+          <w:b/>
+          <w:bCs/>
+          <w:rFonts w:ascii="Calibri"/>
+          <w:color w:val="0B1B3A"/>
+          <w:sz w:val="18"/>
+          <w:szCs w:val="20"/>
+        </w:rPr>
+        <w:t>WordPress &amp; Shopify</w:t>
+      </w:r>
+      <w:p>
+        <w:r>
+          <w:rPr>
+            <w:rFonts w:ascii="Calibri"/>
+            <w:color w:val="334155"/>
+            <w:sz w:val="18"/>
+            <w:szCs w:val="18"/>
+          </w:rPr>
+          <w:t>CodemanBD  ·  2022 – 2023</w:t>
+        </w:r>
+      </w:p>
+    </w:p>
+    <w:p>
+      <w:r>
+        <w:rPr>
+          <w:rFonts w:ascii="Calibri"/>
+          <w:color w:val="334155"/>
+          <w:sz w:val="18"/>
+          <w:szCs w:val="18"/>
+        </w:rPr>
+        <w:t>CodemanBD  ·  2022 – 2023</w:t>
+      </w:r>
+    </w:p>
+    <w:p>
+      <w:pPr>
+        <w:spacing w:after="10" w:before="35"/>
+      </w:pPr>
+      <w:r>
+        <w:rPr>
+          <w:b/>
+          <w:bCs/>
+          <w:rFonts w:ascii="Calibri"/>
+          <w:color w:val="0B1B3A"/>
+          <w:sz w:val="18"/>
+          <w:szCs w:val="20"/>
+        </w:rPr>
+        <w:t>SEO</w:t>
+      </w:r>
+      <w:p>
+        <w:r>
+          <w:rPr>
+            <w:rFonts w:ascii="Calibri"/>
+            <w:color w:val="334155"/>
+            <w:sz w:val="18"/>
+            <w:szCs w:val="18"/>
+          </w:rPr>
+          <w:t>Mentored by top-rated SEO expert Hridoy Chowdhury  ·  2023</w:t>
+        </w:r>
+      </w:p>
+    </w:p>
+    <w:p>
+      <w:r>
+        <w:rPr>
+          <w:rFonts w:ascii="Calibri"/>
+          <w:color w:val="334155"/>
+          <w:sz w:val="18"/>
+          <w:szCs w:val="18"/>
+        </w:rPr>
+        <w:t>Mentored by top-rated SEO expert Hridoy Chowdhury  ·  2023</w:t>
+      </w:r>
+    </w:p>
+    <w:p>
+      <w:pPr>
+        <w:spacing w:after="10" w:before="35"/>
+      </w:pPr>
+      <w:r>
+        <w:rPr>
+          <w:b/>
+          <w:bCs/>
+          <w:rFonts w:ascii="Calibri"/>
+          <w:color w:val="0B1B3A"/>
+          <w:sz w:val="18"/>
+          <w:szCs w:val="20"/>
+        </w:rPr>
+        <w:t>Digital Marketing</w:t>
+      </w:r>
+      <w:p>
+        <w:r>
+          <w:rPr>
+            <w:rFonts w:ascii="Calibri"/>
+            <w:color w:val="334155"/>
+            <w:sz w:val="18"/>
+            <w:szCs w:val="18"/>
+          </w:rPr>
+          <w:t>UY Lab  ·  2024</w:t>
+        </w:r>
+      </w:p>
+    </w:p>
+    <w:p>
+      <w:r>
+        <w:rPr>
+          <w:rFonts w:ascii="Calibri"/>
+          <w:color w:val="334155"/>
+          <w:sz w:val="18"/>
+          <w:szCs w:val="18"/>
+        </w:rPr>
+        <w:t>UY Lab  ·  2024</w:t>
+      </w:r>
+    </w:p>
+    <w:p>
+      <w:pPr>
+        <w:spacing w:after="10" w:before="35"/>
+      </w:pPr>
+      <w:r>
+        <w:rPr>
+          <w:b/>
+          <w:bCs/>
+          <w:rFonts w:ascii="Calibri"/>
+          <w:color w:val="0B1B3A"/>
+          <w:sz w:val="18"/>
+          <w:szCs w:val="20"/>
+        </w:rPr>
+        <w:t>UI/UX Design</w:t>
+      </w:r>
+      <w:p>
+        <w:r>
+          <w:rPr>
+            <w:rFonts w:ascii="Calibri"/>
+            <w:color w:val="334155"/>
+            <w:sz w:val="18"/>
+            <w:szCs w:val="18"/>
+          </w:rPr>
+          <w:t>Ostad  ·  2024 – 2025</w:t>
+        </w:r>
+      </w:p>
+    </w:p>
+    <w:p>
+      <w:r>
+        <w:rPr>
+          <w:rFonts w:ascii="Calibri"/>
+          <w:color w:val="334155"/>
+          <w:sz w:val="18"/>
+          <w:szCs w:val="18"/>
+        </w:rPr>
+        <w:t>Ostad  ·  2024 – 2025</w:t>
+      </w:r>
+    </w:p>
+    <w:p>
+      <w:pPr>
+        <w:spacing w:after="10" w:before="35"/>
+      </w:pPr>
+      <w:r>
+        <w:rPr>
+          <w:b/>
+          <w:bCs/>
+          <w:rFonts w:ascii="Calibri"/>
+          <w:color w:val="0B1B3A"/>
+          <w:sz w:val="18"/>
+          <w:szCs w:val="20"/>
+        </w:rPr>
+        <w:t>Full-Stack Development</w:t>
+      </w:r>
+      <w:p>
+        <w:r>
+          <w:rPr>
+            <w:rFonts w:ascii="Calibri"/>
+            <w:color w:val="334155"/>
+            <w:sz w:val="18"/>
+            <w:szCs w:val="18"/>
+          </w:rPr>
+          <w:t>Programming Hero  ·  2026 – Running</w:t>
+        </w:r>
+      </w:p>
+    </w:p>
+    <w:p>
+      <w:r>
+        <w:rPr>
+          <w:rFonts w:ascii="Calibri"/>
+          <w:color w:val="334155"/>
+          <w:sz w:val="18"/>
+          <w:szCs w:val="18"/>
+        </w:rPr>
+        <w:t>Programming Hero  ·  2026 – Running</w:t>
+      </w:r>
+    </w:p>
     <w:sectPr>
       <w:pgSz w:w="12240" w:h="15840" w:orient="portrait"/>
       <w:pgMar w:top="160" w:right="560" w:bottom="160" w:left="560" w:header="708" w:footer="708" w:gutter="0"/>
